--- a/doc/CL-R2.docx
+++ b/doc/CL-R2.docx
@@ -110,16 +110,7 @@
         <w:spacing w:before="0" w:after="120" w:line="240" w:lineRule="auto"/>
       </w:pPr>
       <w:r>
-        <w:t>Eduardo Fernández-Pascual</w:t>
-      </w:r>
-    </w:p>
-    <w:p>
-      <w:pPr>
-        <w:pStyle w:val="Textoindependiente"/>
-        <w:spacing w:before="0" w:after="120" w:line="240" w:lineRule="auto"/>
-      </w:pPr>
-      <w:r>
-        <w:t>(on behalf of all co-authors)</w:t>
+        <w:t>The authors</w:t>
       </w:r>
     </w:p>
     <w:sectPr>
@@ -168,7 +159,6 @@
         <w:docPartUnique/>
       </w:docPartObj>
     </w:sdtPr>
-    <w:sdtEndPr/>
     <w:sdtContent>
       <w:p>
         <w:pPr>
